--- a/筆記.docx
+++ b/筆記.docx
@@ -10229,6 +10229,89 @@
     </w:p>
     <w:p/>
     <w:p>
+      <w:r>
+        <w:rPr>
+          <w:rFonts w:hint="eastAsia"/>
+        </w:rPr>
+        <w:t>幫我</w:t>
+      </w:r>
+      <w:proofErr w:type="gramStart"/>
+      <w:r>
+        <w:rPr>
+          <w:rFonts w:hint="eastAsia"/>
+        </w:rPr>
+        <w:t>研</w:t>
+      </w:r>
+      <w:proofErr w:type="gramEnd"/>
+      <w:r>
+        <w:rPr>
+          <w:rFonts w:hint="eastAsia"/>
+        </w:rPr>
+        <w:t>擬這</w:t>
+      </w:r>
+      <w:r>
+        <w:rPr>
+          <w:rFonts w:hint="eastAsia"/>
+        </w:rPr>
+        <w:t>2</w:t>
+      </w:r>
+      <w:r>
+        <w:rPr>
+          <w:rFonts w:hint="eastAsia"/>
+        </w:rPr>
+        <w:t>個小標題的內文，直接在對話中顯示給我看就好，不需要動到</w:t>
+      </w:r>
+      <w:r>
+        <w:t>docx</w:t>
+      </w:r>
+      <w:r>
+        <w:rPr>
+          <w:rFonts w:hint="eastAsia"/>
+        </w:rPr>
+        <w:t>檔。</w:t>
+      </w:r>
+    </w:p>
+    <w:p/>
+    <w:p/>
+    <w:p>
+      <w:r>
+        <w:rPr>
+          <w:rFonts w:hint="eastAsia"/>
+        </w:rPr>
+        <w:t>=====================</w:t>
+      </w:r>
+    </w:p>
+    <w:p>
+      <w:r>
+        <w:rPr>
+          <w:rFonts w:hint="eastAsia"/>
+        </w:rPr>
+        <w:t>為了讓系統的使用更淺顯易懂，我想針對系統內所用到的專有名詞進行解釋，並在系統內適當的地方註記說明（或統一於操作手冊相關文件註記說明）。</w:t>
+      </w:r>
+    </w:p>
+    <w:p>
+      <w:r>
+        <w:rPr>
+          <w:rFonts w:hint="eastAsia"/>
+        </w:rPr>
+        <w:t>別更動系統或任何文件，先幫我盤點系統內用到的專有名詞有哪些，並幫我寫出他們的定義與解釋。</w:t>
+      </w:r>
+    </w:p>
+    <w:p>
+      <w:r>
+        <w:rPr>
+          <w:rFonts w:hint="eastAsia"/>
+        </w:rPr>
+        <w:t>直接在對話中顯示給我看就好，不需要動到</w:t>
+      </w:r>
+      <w:r>
+        <w:rPr>
+          <w:rFonts w:hint="eastAsia"/>
+        </w:rPr>
+        <w:t>任何檔案及文件。</w:t>
+      </w:r>
+    </w:p>
+    <w:p>
       <w:pPr>
         <w:rPr>
           <w:rFonts w:hint="eastAsia"/>
@@ -10238,21 +10321,241 @@
         <w:rPr>
           <w:rFonts w:hint="eastAsia"/>
         </w:rPr>
-        <w:t>幫我</w:t>
-      </w:r>
-      <w:proofErr w:type="gramStart"/>
-      <w:r>
-        <w:rPr>
-          <w:rFonts w:hint="eastAsia"/>
-        </w:rPr>
-        <w:t>研</w:t>
-      </w:r>
-      <w:proofErr w:type="gramEnd"/>
-      <w:r>
-        <w:rPr>
-          <w:rFonts w:hint="eastAsia"/>
-        </w:rPr>
-        <w:t>擬這</w:t>
+        <w:t>撰寫定義時，使用的寫作</w:t>
+      </w:r>
+      <w:r>
+        <w:rPr>
+          <w:rFonts w:hint="eastAsia"/>
+        </w:rPr>
+        <w:t>方法、規則、習慣、邏輯、語氣</w:t>
+      </w:r>
+      <w:r>
+        <w:rPr>
+          <w:rFonts w:hint="eastAsia"/>
+        </w:rPr>
+        <w:t>，須參考先前撰寫會議資料時分析其他會議場次會議資料寫作方法的分析結果。</w:t>
+      </w:r>
+    </w:p>
+    <w:p>
+      <w:pPr>
+        <w:rPr>
+          <w:rFonts w:hint="eastAsia"/>
+        </w:rPr>
+      </w:pPr>
+      <w:r>
+        <w:rPr>
+          <w:rFonts w:hint="eastAsia"/>
+        </w:rPr>
+        <w:t>考量未來是以</w:t>
+      </w:r>
+      <w:proofErr w:type="gramStart"/>
+      <w:r>
+        <w:rPr>
+          <w:rFonts w:hint="eastAsia"/>
+        </w:rPr>
+        <w:t>註</w:t>
+      </w:r>
+      <w:proofErr w:type="gramEnd"/>
+      <w:r>
+        <w:rPr>
+          <w:rFonts w:hint="eastAsia"/>
+        </w:rPr>
+        <w:t>釋的方式加入系統或相關文件，撰寫定義時以盡量精簡扼要，每</w:t>
+      </w:r>
+      <w:proofErr w:type="gramStart"/>
+      <w:r>
+        <w:rPr>
+          <w:rFonts w:hint="eastAsia"/>
+        </w:rPr>
+        <w:t>個</w:t>
+      </w:r>
+      <w:proofErr w:type="gramEnd"/>
+      <w:r>
+        <w:rPr>
+          <w:rFonts w:hint="eastAsia"/>
+        </w:rPr>
+        <w:t>定義與解釋字數盡量不要超過</w:t>
+      </w:r>
+      <w:r>
+        <w:rPr>
+          <w:rFonts w:hint="eastAsia"/>
+        </w:rPr>
+        <w:t>35</w:t>
+      </w:r>
+      <w:r>
+        <w:rPr>
+          <w:rFonts w:hint="eastAsia"/>
+        </w:rPr>
+        <w:t>字。</w:t>
+      </w:r>
+    </w:p>
+    <w:p>
+      <w:pPr>
+        <w:rPr>
+          <w:rFonts w:hint="eastAsia"/>
+        </w:rPr>
+      </w:pPr>
+      <w:r>
+        <w:rPr>
+          <w:rFonts w:hint="eastAsia"/>
+        </w:rPr>
+        <w:t>以下是我已經先盤點出的系統內的專有名詞，接續幫我盤點，並撰寫定義：</w:t>
+      </w:r>
+    </w:p>
+    <w:p>
+      <w:r>
+        <w:rPr>
+          <w:rFonts w:hint="eastAsia"/>
+        </w:rPr>
+        <w:t>1.</w:t>
+      </w:r>
+      <w:r>
+        <w:rPr>
+          <w:rFonts w:hint="eastAsia"/>
+        </w:rPr>
+        <w:t>在途物資</w:t>
+      </w:r>
+    </w:p>
+    <w:p>
+      <w:r>
+        <w:rPr>
+          <w:rFonts w:hint="eastAsia"/>
+        </w:rPr>
+        <w:t>2.</w:t>
+      </w:r>
+      <w:r>
+        <w:rPr>
+          <w:rFonts w:hint="eastAsia"/>
+        </w:rPr>
+        <w:t>累計結匯值</w:t>
+      </w:r>
+    </w:p>
+    <w:p>
+      <w:pPr>
+        <w:rPr>
+          <w:rFonts w:hint="eastAsia"/>
+        </w:rPr>
+      </w:pPr>
+      <w:r>
+        <w:rPr>
+          <w:rFonts w:hint="eastAsia"/>
+        </w:rPr>
+        <w:t>3.</w:t>
+      </w:r>
+      <w:r>
+        <w:rPr>
+          <w:rFonts w:hint="eastAsia"/>
+        </w:rPr>
+        <w:t>累計結匯率</w:t>
+      </w:r>
+    </w:p>
+    <w:p>
+      <w:r>
+        <w:rPr>
+          <w:rFonts w:hint="eastAsia"/>
+        </w:rPr>
+        <w:t>4.</w:t>
+      </w:r>
+      <w:r>
+        <w:rPr>
+          <w:rFonts w:hint="eastAsia"/>
+        </w:rPr>
+        <w:t>待平衡支付值</w:t>
+      </w:r>
+    </w:p>
+    <w:p>
+      <w:pPr>
+        <w:rPr>
+          <w:rFonts w:hint="eastAsia"/>
+        </w:rPr>
+      </w:pPr>
+      <w:r>
+        <w:rPr>
+          <w:rFonts w:hint="eastAsia"/>
+        </w:rPr>
+        <w:t>5.</w:t>
+      </w:r>
+      <w:r>
+        <w:rPr>
+          <w:rFonts w:hint="eastAsia"/>
+        </w:rPr>
+        <w:t>待清償責任款</w:t>
+      </w:r>
+    </w:p>
+    <w:p/>
+    <w:p>
+      <w:r>
+        <w:rPr>
+          <w:rFonts w:hint="eastAsia"/>
+        </w:rPr>
+        <w:t>==============================</w:t>
+      </w:r>
+    </w:p>
+    <w:p>
+      <w:pPr>
+        <w:rPr>
+          <w:rFonts w:hint="eastAsia"/>
+        </w:rPr>
+      </w:pPr>
+      <w:r>
+        <w:rPr>
+          <w:rFonts w:hint="eastAsia"/>
+        </w:rPr>
+        <w:t>我要向同事還有主管簡報這個分析系統的開發過程與結果，幫我產生簡報要使用的投影片規劃，其中需包括每張投影片要講的內容，呈現的形式（文字、圖示、螢幕實際畫面截圖…等等）。以中文呈現。</w:t>
+      </w:r>
+    </w:p>
+    <w:p>
+      <w:pPr>
+        <w:rPr>
+          <w:rFonts w:hint="eastAsia"/>
+        </w:rPr>
+      </w:pPr>
+      <w:r>
+        <w:rPr>
+          <w:rFonts w:hint="eastAsia"/>
+        </w:rPr>
+        <w:t>不需提及每</w:t>
+      </w:r>
+      <w:proofErr w:type="gramStart"/>
+      <w:r>
+        <w:rPr>
+          <w:rFonts w:hint="eastAsia"/>
+        </w:rPr>
+        <w:t>個</w:t>
+      </w:r>
+      <w:proofErr w:type="gramEnd"/>
+      <w:r>
+        <w:rPr>
+          <w:rFonts w:hint="eastAsia"/>
+        </w:rPr>
+        <w:t>版本的更新或修正過程或每</w:t>
+      </w:r>
+      <w:proofErr w:type="gramStart"/>
+      <w:r>
+        <w:rPr>
+          <w:rFonts w:hint="eastAsia"/>
+        </w:rPr>
+        <w:t>個版本間的差異</w:t>
+      </w:r>
+      <w:proofErr w:type="gramEnd"/>
+      <w:r>
+        <w:rPr>
+          <w:rFonts w:hint="eastAsia"/>
+        </w:rPr>
+        <w:t>，以現在最新版本的內容為主即可。</w:t>
+      </w:r>
+    </w:p>
+    <w:p>
+      <w:pPr>
+        <w:rPr>
+          <w:rFonts w:hint="eastAsia"/>
+        </w:rPr>
+      </w:pPr>
+      <w:r>
+        <w:rPr>
+          <w:rFonts w:hint="eastAsia"/>
+        </w:rPr>
+        <w:t>投影片規劃需產出</w:t>
       </w:r>
       <w:r>
         <w:rPr>
@@ -10264,16 +10567,1590 @@
         <w:rPr>
           <w:rFonts w:hint="eastAsia"/>
         </w:rPr>
-        <w:t>個小標題的內文，直接在對話中顯示給我看就好，不需要動到</w:t>
-      </w:r>
-      <w:r>
-        <w:t>docx</w:t>
-      </w:r>
-      <w:r>
-        <w:rPr>
-          <w:rFonts w:hint="eastAsia"/>
-        </w:rPr>
-        <w:t>檔。</w:t>
+        <w:t>個版本：</w:t>
+      </w:r>
+      <w:r>
+        <w:rPr>
+          <w:rFonts w:hint="eastAsia"/>
+        </w:rPr>
+        <w:t>30</w:t>
+      </w:r>
+      <w:r>
+        <w:rPr>
+          <w:rFonts w:hint="eastAsia"/>
+        </w:rPr>
+        <w:t>分鐘版本（頁數</w:t>
+      </w:r>
+      <w:r>
+        <w:rPr>
+          <w:rFonts w:hint="eastAsia"/>
+        </w:rPr>
+        <w:t>35</w:t>
+      </w:r>
+      <w:r>
+        <w:rPr>
+          <w:rFonts w:hint="eastAsia"/>
+        </w:rPr>
+        <w:t>頁），</w:t>
+      </w:r>
+      <w:r>
+        <w:rPr>
+          <w:rFonts w:hint="eastAsia"/>
+        </w:rPr>
+        <w:t>15</w:t>
+      </w:r>
+      <w:r>
+        <w:rPr>
+          <w:rFonts w:hint="eastAsia"/>
+        </w:rPr>
+        <w:t>分鐘版本（頁數</w:t>
+      </w:r>
+      <w:r>
+        <w:rPr>
+          <w:rFonts w:hint="eastAsia"/>
+        </w:rPr>
+        <w:t>20</w:t>
+      </w:r>
+      <w:r>
+        <w:rPr>
+          <w:rFonts w:hint="eastAsia"/>
+        </w:rPr>
+        <w:t>頁），皆需包括封面頁、簡報大綱、封底頁。先做</w:t>
+      </w:r>
+      <w:r>
+        <w:rPr>
+          <w:rFonts w:hint="eastAsia"/>
+        </w:rPr>
+        <w:t>30</w:t>
+      </w:r>
+      <w:r>
+        <w:rPr>
+          <w:rFonts w:hint="eastAsia"/>
+        </w:rPr>
+        <w:t>分鐘版本，再以此為基礎，進行精簡，產生</w:t>
+      </w:r>
+      <w:r>
+        <w:rPr>
+          <w:rFonts w:hint="eastAsia"/>
+        </w:rPr>
+        <w:t>15</w:t>
+      </w:r>
+      <w:r>
+        <w:rPr>
+          <w:rFonts w:hint="eastAsia"/>
+        </w:rPr>
+        <w:t>分鐘版本。</w:t>
+      </w:r>
+    </w:p>
+    <w:p>
+      <w:pPr>
+        <w:rPr>
+          <w:rFonts w:hint="eastAsia"/>
+        </w:rPr>
+      </w:pPr>
+      <w:r>
+        <w:rPr>
+          <w:rFonts w:hint="eastAsia"/>
+        </w:rPr>
+        <w:t>直接把規劃顯示在對話中，先不用產生任何檔案，或對專案內容進行實質更動，在對話中讓我檢視即可。</w:t>
+      </w:r>
+    </w:p>
+    <w:p>
+      <w:pPr>
+        <w:rPr>
+          <w:rFonts w:hint="eastAsia"/>
+        </w:rPr>
+      </w:pPr>
+      <w:r>
+        <w:rPr>
+          <w:rFonts w:hint="eastAsia"/>
+        </w:rPr>
+        <w:lastRenderedPageBreak/>
+        <w:t>規劃格式如下：</w:t>
+      </w:r>
+    </w:p>
+    <w:p>
+      <w:pPr>
+        <w:rPr>
+          <w:rFonts w:hint="eastAsia"/>
+        </w:rPr>
+      </w:pPr>
+      <w:r>
+        <w:rPr>
+          <w:rFonts w:hint="eastAsia"/>
+        </w:rPr>
+        <w:t>**30</w:t>
+      </w:r>
+      <w:r>
+        <w:rPr>
+          <w:rFonts w:hint="eastAsia"/>
+        </w:rPr>
+        <w:t>分鐘版本</w:t>
+      </w:r>
+      <w:r>
+        <w:rPr>
+          <w:rFonts w:hint="eastAsia"/>
+        </w:rPr>
+        <w:t>**</w:t>
+      </w:r>
+    </w:p>
+    <w:p>
+      <w:r>
+        <w:t>*</w:t>
+      </w:r>
+      <w:proofErr w:type="gramStart"/>
+      <w:r>
+        <w:t>slide</w:t>
+      </w:r>
+      <w:proofErr w:type="gramEnd"/>
+      <w:r>
+        <w:t xml:space="preserve"> 1</w:t>
+      </w:r>
+    </w:p>
+    <w:p>
+      <w:pPr>
+        <w:rPr>
+          <w:rFonts w:hint="eastAsia"/>
+        </w:rPr>
+      </w:pPr>
+      <w:r>
+        <w:rPr>
+          <w:rFonts w:hint="eastAsia"/>
+        </w:rPr>
+        <w:t>本頁主題：封面</w:t>
+      </w:r>
+    </w:p>
+    <w:p>
+      <w:pPr>
+        <w:rPr>
+          <w:rFonts w:hint="eastAsia"/>
+        </w:rPr>
+      </w:pPr>
+      <w:r>
+        <w:rPr>
+          <w:rFonts w:hint="eastAsia"/>
+        </w:rPr>
+        <w:t>表達內容：</w:t>
+      </w:r>
+    </w:p>
+    <w:p>
+      <w:pPr>
+        <w:rPr>
+          <w:rFonts w:hint="eastAsia"/>
+        </w:rPr>
+      </w:pPr>
+      <w:r>
+        <w:rPr>
+          <w:rFonts w:hint="eastAsia"/>
+        </w:rPr>
+        <w:t>呈現形式：</w:t>
+      </w:r>
+    </w:p>
+    <w:p>
+      <w:r>
+        <w:t>*</w:t>
+      </w:r>
+      <w:proofErr w:type="gramStart"/>
+      <w:r>
+        <w:t>slide</w:t>
+      </w:r>
+      <w:proofErr w:type="gramEnd"/>
+      <w:r>
+        <w:t xml:space="preserve"> 2</w:t>
+      </w:r>
+    </w:p>
+    <w:p>
+      <w:pPr>
+        <w:rPr>
+          <w:rFonts w:hint="eastAsia"/>
+        </w:rPr>
+      </w:pPr>
+      <w:r>
+        <w:rPr>
+          <w:rFonts w:hint="eastAsia"/>
+        </w:rPr>
+        <w:t>本頁主題：簡報大綱</w:t>
+      </w:r>
+    </w:p>
+    <w:p>
+      <w:pPr>
+        <w:rPr>
+          <w:rFonts w:hint="eastAsia"/>
+        </w:rPr>
+      </w:pPr>
+      <w:r>
+        <w:rPr>
+          <w:rFonts w:hint="eastAsia"/>
+        </w:rPr>
+        <w:t>表達內容：</w:t>
+      </w:r>
+    </w:p>
+    <w:p>
+      <w:pPr>
+        <w:rPr>
+          <w:rFonts w:hint="eastAsia"/>
+        </w:rPr>
+      </w:pPr>
+      <w:r>
+        <w:rPr>
+          <w:rFonts w:hint="eastAsia"/>
+        </w:rPr>
+        <w:t>呈現形式：</w:t>
+      </w:r>
+    </w:p>
+    <w:p>
+      <w:r>
+        <w:t>*</w:t>
+      </w:r>
+      <w:proofErr w:type="gramStart"/>
+      <w:r>
+        <w:t>slide</w:t>
+      </w:r>
+      <w:proofErr w:type="gramEnd"/>
+      <w:r>
+        <w:t xml:space="preserve"> 2</w:t>
+      </w:r>
+    </w:p>
+    <w:p>
+      <w:pPr>
+        <w:rPr>
+          <w:rFonts w:hint="eastAsia"/>
+        </w:rPr>
+      </w:pPr>
+      <w:r>
+        <w:rPr>
+          <w:rFonts w:hint="eastAsia"/>
+        </w:rPr>
+        <w:t>本頁主題：</w:t>
+      </w:r>
+    </w:p>
+    <w:p>
+      <w:pPr>
+        <w:rPr>
+          <w:rFonts w:hint="eastAsia"/>
+        </w:rPr>
+      </w:pPr>
+      <w:r>
+        <w:rPr>
+          <w:rFonts w:hint="eastAsia"/>
+        </w:rPr>
+        <w:t>表達內容：</w:t>
+      </w:r>
+    </w:p>
+    <w:p>
+      <w:r>
+        <w:rPr>
+          <w:rFonts w:hint="eastAsia"/>
+        </w:rPr>
+        <w:t>呈現形式：</w:t>
+      </w:r>
+    </w:p>
+    <w:p/>
+    <w:p>
+      <w:r>
+        <w:rPr>
+          <w:rFonts w:hint="eastAsia"/>
+        </w:rPr>
+        <w:t>=========================</w:t>
+      </w:r>
+    </w:p>
+    <w:p>
+      <w:pPr>
+        <w:rPr>
+          <w:rFonts w:hint="eastAsia"/>
+        </w:rPr>
+      </w:pPr>
+    </w:p>
+    <w:p>
+      <w:r>
+        <w:rPr>
+          <w:rFonts w:hint="eastAsia"/>
+        </w:rPr>
+        <w:t>在「</w:t>
+      </w:r>
+      <w:r>
+        <w:rPr>
+          <w:rFonts w:hint="eastAsia"/>
+        </w:rPr>
+        <w:t>國軍</w:t>
+      </w:r>
+      <w:proofErr w:type="gramStart"/>
+      <w:r>
+        <w:rPr>
+          <w:rFonts w:hint="eastAsia"/>
+        </w:rPr>
+        <w:t>軍</w:t>
+      </w:r>
+      <w:proofErr w:type="gramEnd"/>
+      <w:r>
+        <w:rPr>
+          <w:rFonts w:hint="eastAsia"/>
+        </w:rPr>
+        <w:t>購案分析系統</w:t>
+      </w:r>
+      <w:r>
+        <w:rPr>
+          <w:rFonts w:hint="eastAsia"/>
+        </w:rPr>
+        <w:t>v1150715.html</w:t>
+      </w:r>
+      <w:r>
+        <w:rPr>
+          <w:rFonts w:hint="eastAsia"/>
+        </w:rPr>
+        <w:t>」之後，我的專案交付物已更新到「</w:t>
+      </w:r>
+      <w:r>
+        <w:rPr>
+          <w:rFonts w:hint="eastAsia"/>
+        </w:rPr>
+        <w:t>國軍</w:t>
+      </w:r>
+      <w:proofErr w:type="gramStart"/>
+      <w:r>
+        <w:rPr>
+          <w:rFonts w:hint="eastAsia"/>
+        </w:rPr>
+        <w:t>軍</w:t>
+      </w:r>
+      <w:proofErr w:type="gramEnd"/>
+      <w:r>
+        <w:rPr>
+          <w:rFonts w:hint="eastAsia"/>
+        </w:rPr>
+        <w:t>購案分析系統</w:t>
+      </w:r>
+      <w:r>
+        <w:rPr>
+          <w:rFonts w:hint="eastAsia"/>
+        </w:rPr>
+        <w:t>v1150715.html</w:t>
+      </w:r>
+      <w:r>
+        <w:rPr>
+          <w:rFonts w:hint="eastAsia"/>
+        </w:rPr>
+        <w:t>」版本。</w:t>
+      </w:r>
+    </w:p>
+    <w:p>
+      <w:pPr>
+        <w:rPr>
+          <w:rFonts w:hint="eastAsia"/>
+        </w:rPr>
+      </w:pPr>
+      <w:r>
+        <w:rPr>
+          <w:rFonts w:hint="eastAsia"/>
+        </w:rPr>
+        <w:t>另外，針對簡報會議所需的紙本資料，我已經完成撰寫，如「</w:t>
+      </w:r>
+      <w:r>
+        <w:rPr>
+          <w:rFonts w:hint="eastAsia"/>
+        </w:rPr>
+        <w:t>●國軍</w:t>
+      </w:r>
+      <w:proofErr w:type="gramStart"/>
+      <w:r>
+        <w:rPr>
+          <w:rFonts w:hint="eastAsia"/>
+        </w:rPr>
+        <w:t>軍</w:t>
+      </w:r>
+      <w:proofErr w:type="gramEnd"/>
+      <w:r>
+        <w:rPr>
+          <w:rFonts w:hint="eastAsia"/>
+        </w:rPr>
+        <w:t>購案分析系統之研發歷程與審核應用</w:t>
+      </w:r>
+      <w:r>
+        <w:rPr>
+          <w:rFonts w:hint="eastAsia"/>
+        </w:rPr>
+        <w:t>-3.docx</w:t>
+      </w:r>
+      <w:r>
+        <w:rPr>
+          <w:rFonts w:hint="eastAsia"/>
+        </w:rPr>
+        <w:t>」。</w:t>
+      </w:r>
+    </w:p>
+    <w:p>
+      <w:r>
+        <w:rPr>
+          <w:rFonts w:hint="eastAsia"/>
+        </w:rPr>
+        <w:t>先</w:t>
+      </w:r>
+      <w:r>
+        <w:rPr>
+          <w:rFonts w:hint="eastAsia"/>
+        </w:rPr>
+        <w:t>讀取</w:t>
+      </w:r>
+      <w:r>
+        <w:rPr>
+          <w:rFonts w:hint="eastAsia"/>
+        </w:rPr>
+        <w:t>「</w:t>
+      </w:r>
+      <w:r>
+        <w:rPr>
+          <w:rFonts w:hint="eastAsia"/>
+        </w:rPr>
+        <w:t>國軍</w:t>
+      </w:r>
+      <w:proofErr w:type="gramStart"/>
+      <w:r>
+        <w:rPr>
+          <w:rFonts w:hint="eastAsia"/>
+        </w:rPr>
+        <w:t>軍</w:t>
+      </w:r>
+      <w:proofErr w:type="gramEnd"/>
+      <w:r>
+        <w:rPr>
+          <w:rFonts w:hint="eastAsia"/>
+        </w:rPr>
+        <w:t>購案分析系統</w:t>
+      </w:r>
+      <w:r>
+        <w:rPr>
+          <w:rFonts w:hint="eastAsia"/>
+        </w:rPr>
+        <w:t>v11507</w:t>
+      </w:r>
+      <w:r>
+        <w:rPr>
+          <w:rFonts w:hint="eastAsia"/>
+        </w:rPr>
+        <w:t>20</w:t>
+      </w:r>
+      <w:r>
+        <w:rPr>
+          <w:rFonts w:hint="eastAsia"/>
+        </w:rPr>
+        <w:t>.html</w:t>
+      </w:r>
+      <w:r>
+        <w:rPr>
+          <w:rFonts w:hint="eastAsia"/>
+        </w:rPr>
+        <w:t>」</w:t>
+      </w:r>
+      <w:r>
+        <w:rPr>
+          <w:rFonts w:hint="eastAsia"/>
+        </w:rPr>
+        <w:t>的最新進度與功能，</w:t>
+      </w:r>
+      <w:r>
+        <w:rPr>
+          <w:rFonts w:hint="eastAsia"/>
+        </w:rPr>
+        <w:t>再參考以下項目，</w:t>
+      </w:r>
+      <w:r>
+        <w:rPr>
+          <w:rFonts w:hint="eastAsia"/>
+        </w:rPr>
+        <w:t>重新規劃</w:t>
+      </w:r>
+      <w:r>
+        <w:t>v1150720</w:t>
+      </w:r>
+      <w:r>
+        <w:rPr>
+          <w:rFonts w:hint="eastAsia"/>
+        </w:rPr>
+        <w:t>的「</w:t>
+      </w:r>
+      <w:r>
+        <w:rPr>
+          <w:rFonts w:hint="eastAsia"/>
+        </w:rPr>
+        <w:t>30</w:t>
+      </w:r>
+      <w:r>
+        <w:rPr>
+          <w:rFonts w:hint="eastAsia"/>
+        </w:rPr>
+        <w:t>分鐘版本投影片規劃」及「</w:t>
+      </w:r>
+      <w:r>
+        <w:rPr>
+          <w:rFonts w:hint="eastAsia"/>
+        </w:rPr>
+        <w:t>15</w:t>
+      </w:r>
+      <w:r>
+        <w:rPr>
+          <w:rFonts w:hint="eastAsia"/>
+        </w:rPr>
+        <w:t>分鐘版本投影片規劃」</w:t>
+      </w:r>
+      <w:r>
+        <w:rPr>
+          <w:rFonts w:hint="eastAsia"/>
+        </w:rPr>
+        <w:t>：</w:t>
+      </w:r>
+    </w:p>
+    <w:p>
+      <w:r>
+        <w:rPr>
+          <w:rFonts w:hint="eastAsia"/>
+        </w:rPr>
+        <w:t>*1</w:t>
+      </w:r>
+    </w:p>
+    <w:p>
+      <w:r>
+        <w:rPr>
+          <w:rFonts w:hint="eastAsia"/>
+        </w:rPr>
+        <w:t>我已經完成撰寫「</w:t>
+      </w:r>
+      <w:r>
+        <w:rPr>
+          <w:rFonts w:hint="eastAsia"/>
+        </w:rPr>
+        <w:t>●國軍</w:t>
+      </w:r>
+      <w:proofErr w:type="gramStart"/>
+      <w:r>
+        <w:rPr>
+          <w:rFonts w:hint="eastAsia"/>
+        </w:rPr>
+        <w:t>軍</w:t>
+      </w:r>
+      <w:proofErr w:type="gramEnd"/>
+      <w:r>
+        <w:rPr>
+          <w:rFonts w:hint="eastAsia"/>
+        </w:rPr>
+        <w:t>購案分析系統之研發歷程與審核應用</w:t>
+      </w:r>
+      <w:r>
+        <w:rPr>
+          <w:rFonts w:hint="eastAsia"/>
+        </w:rPr>
+        <w:t>-3.docx</w:t>
+      </w:r>
+      <w:r>
+        <w:rPr>
+          <w:rFonts w:hint="eastAsia"/>
+        </w:rPr>
+        <w:t>」的內容</w:t>
+      </w:r>
+    </w:p>
+    <w:p>
+      <w:pPr>
+        <w:rPr>
+          <w:rFonts w:hint="eastAsia"/>
+        </w:rPr>
+      </w:pPr>
+      <w:r>
+        <w:rPr>
+          <w:rFonts w:hint="eastAsia"/>
+        </w:rPr>
+        <w:t>*2</w:t>
+      </w:r>
+    </w:p>
+    <w:p>
+      <w:r>
+        <w:rPr>
+          <w:rFonts w:hint="eastAsia"/>
+        </w:rPr>
+        <w:t>先前你已幫我在對話中生成的投影片規劃（即之前「</w:t>
+      </w:r>
+      <w:r>
+        <w:rPr>
+          <w:rFonts w:hint="eastAsia"/>
+        </w:rPr>
+        <w:t>30</w:t>
+      </w:r>
+      <w:r>
+        <w:rPr>
+          <w:rFonts w:hint="eastAsia"/>
+        </w:rPr>
+        <w:t>分鐘版本</w:t>
+      </w:r>
+      <w:r>
+        <w:rPr>
+          <w:rFonts w:hint="eastAsia"/>
+        </w:rPr>
+        <w:t>(32</w:t>
+      </w:r>
+      <w:r>
+        <w:rPr>
+          <w:rFonts w:hint="eastAsia"/>
+        </w:rPr>
+        <w:t>頁</w:t>
+      </w:r>
+      <w:r>
+        <w:rPr>
+          <w:rFonts w:hint="eastAsia"/>
+        </w:rPr>
+        <w:t>)</w:t>
+      </w:r>
+      <w:r>
+        <w:rPr>
+          <w:rFonts w:hint="eastAsia"/>
+        </w:rPr>
+        <w:t>」、「</w:t>
+      </w:r>
+      <w:r>
+        <w:rPr>
+          <w:rFonts w:hint="eastAsia"/>
+        </w:rPr>
+        <w:t>15</w:t>
+      </w:r>
+      <w:r>
+        <w:rPr>
+          <w:rFonts w:hint="eastAsia"/>
+        </w:rPr>
+        <w:t>分鐘版本</w:t>
+      </w:r>
+      <w:r>
+        <w:rPr>
+          <w:rFonts w:hint="eastAsia"/>
+        </w:rPr>
+        <w:t>(18</w:t>
+      </w:r>
+      <w:r>
+        <w:rPr>
+          <w:rFonts w:hint="eastAsia"/>
+        </w:rPr>
+        <w:t>頁</w:t>
+      </w:r>
+      <w:r>
+        <w:rPr>
+          <w:rFonts w:hint="eastAsia"/>
+        </w:rPr>
+        <w:t>)</w:t>
+      </w:r>
+      <w:r>
+        <w:rPr>
+          <w:rFonts w:hint="eastAsia"/>
+        </w:rPr>
+        <w:t>」）</w:t>
+      </w:r>
+    </w:p>
+    <w:p>
+      <w:r>
+        <w:rPr>
+          <w:rFonts w:hint="eastAsia"/>
+        </w:rPr>
+        <w:t>*</w:t>
+      </w:r>
+      <w:r>
+        <w:rPr>
+          <w:rFonts w:hint="eastAsia"/>
+        </w:rPr>
+        <w:t>3</w:t>
+      </w:r>
+    </w:p>
+    <w:p>
+      <w:pPr>
+        <w:rPr>
+          <w:rFonts w:hint="eastAsia"/>
+        </w:rPr>
+      </w:pPr>
+      <w:r>
+        <w:rPr>
+          <w:rFonts w:hint="eastAsia"/>
+        </w:rPr>
+        <w:t>專案交付物「</w:t>
+      </w:r>
+      <w:r>
+        <w:rPr>
+          <w:rFonts w:hint="eastAsia"/>
+        </w:rPr>
+        <w:t>v</w:t>
+      </w:r>
+      <w:r>
+        <w:t>1150715</w:t>
+      </w:r>
+      <w:r>
+        <w:rPr>
+          <w:rFonts w:hint="eastAsia"/>
+        </w:rPr>
+        <w:t>」到「</w:t>
+      </w:r>
+      <w:r>
+        <w:rPr>
+          <w:rFonts w:hint="eastAsia"/>
+        </w:rPr>
+        <w:t>v</w:t>
+      </w:r>
+      <w:r>
+        <w:t>1150720</w:t>
+      </w:r>
+      <w:r>
+        <w:rPr>
+          <w:rFonts w:hint="eastAsia"/>
+        </w:rPr>
+        <w:t>」所新增的內容</w:t>
+      </w:r>
+    </w:p>
+    <w:p/>
+    <w:p>
+      <w:pPr>
+        <w:rPr>
+          <w:rFonts w:hint="eastAsia"/>
+        </w:rPr>
+      </w:pPr>
+      <w:r>
+        <w:rPr>
+          <w:rFonts w:hint="eastAsia"/>
+        </w:rPr>
+        <w:t>整體投影片的架構，須嚴格以</w:t>
+      </w:r>
+      <w:r>
+        <w:rPr>
+          <w:rFonts w:hint="eastAsia"/>
+        </w:rPr>
+        <w:t>「</w:t>
+      </w:r>
+      <w:r>
+        <w:rPr>
+          <w:rFonts w:hint="eastAsia"/>
+        </w:rPr>
+        <w:t>●國軍</w:t>
+      </w:r>
+      <w:proofErr w:type="gramStart"/>
+      <w:r>
+        <w:rPr>
+          <w:rFonts w:hint="eastAsia"/>
+        </w:rPr>
+        <w:t>軍</w:t>
+      </w:r>
+      <w:proofErr w:type="gramEnd"/>
+      <w:r>
+        <w:rPr>
+          <w:rFonts w:hint="eastAsia"/>
+        </w:rPr>
+        <w:t>購案分析系統之研發歷程與審核應用</w:t>
+      </w:r>
+      <w:r>
+        <w:rPr>
+          <w:rFonts w:hint="eastAsia"/>
+        </w:rPr>
+        <w:t>-3.docx</w:t>
+      </w:r>
+      <w:r>
+        <w:rPr>
+          <w:rFonts w:hint="eastAsia"/>
+        </w:rPr>
+        <w:t>」</w:t>
+      </w:r>
+      <w:r>
+        <w:rPr>
+          <w:rFonts w:hint="eastAsia"/>
+        </w:rPr>
+        <w:t>內容為骨幹基礎，再以其他內容補充。</w:t>
+      </w:r>
+    </w:p>
+    <w:p/>
+    <w:p>
+      <w:r>
+        <w:rPr>
+          <w:rFonts w:hint="eastAsia"/>
+        </w:rPr>
+        <w:t>重新規劃</w:t>
+      </w:r>
+      <w:r>
+        <w:rPr>
+          <w:rFonts w:hint="eastAsia"/>
+        </w:rPr>
+        <w:t>的</w:t>
+      </w:r>
+      <w:r>
+        <w:t>v1150720</w:t>
+      </w:r>
+      <w:r>
+        <w:rPr>
+          <w:rFonts w:hint="eastAsia"/>
+        </w:rPr>
+        <w:t>「</w:t>
+      </w:r>
+      <w:r>
+        <w:rPr>
+          <w:rFonts w:hint="eastAsia"/>
+        </w:rPr>
+        <w:t>30</w:t>
+      </w:r>
+      <w:r>
+        <w:rPr>
+          <w:rFonts w:hint="eastAsia"/>
+        </w:rPr>
+        <w:t>分鐘版本投影片規劃」及「</w:t>
+      </w:r>
+      <w:r>
+        <w:rPr>
+          <w:rFonts w:hint="eastAsia"/>
+        </w:rPr>
+        <w:t>15</w:t>
+      </w:r>
+      <w:r>
+        <w:rPr>
+          <w:rFonts w:hint="eastAsia"/>
+        </w:rPr>
+        <w:t>分鐘版本投影片規劃</w:t>
+      </w:r>
+      <w:r>
+        <w:rPr>
+          <w:rFonts w:hint="eastAsia"/>
+        </w:rPr>
+        <w:t>」</w:t>
+      </w:r>
+      <w:r>
+        <w:rPr>
+          <w:rFonts w:hint="eastAsia"/>
+        </w:rPr>
+        <w:t>，頁數限制一樣在</w:t>
+      </w:r>
+      <w:r>
+        <w:rPr>
+          <w:rFonts w:hint="eastAsia"/>
+        </w:rPr>
+        <w:t>35</w:t>
+      </w:r>
+      <w:r>
+        <w:rPr>
+          <w:rFonts w:hint="eastAsia"/>
+        </w:rPr>
+        <w:t>頁、</w:t>
+      </w:r>
+      <w:r>
+        <w:rPr>
+          <w:rFonts w:hint="eastAsia"/>
+        </w:rPr>
+        <w:t>20</w:t>
+      </w:r>
+      <w:r>
+        <w:rPr>
+          <w:rFonts w:hint="eastAsia"/>
+        </w:rPr>
+        <w:t>頁。</w:t>
+      </w:r>
+    </w:p>
+    <w:p>
+      <w:pPr>
+        <w:rPr>
+          <w:rFonts w:hint="eastAsia"/>
+        </w:rPr>
+      </w:pPr>
+      <w:r>
+        <w:rPr>
+          <w:rFonts w:hint="eastAsia"/>
+        </w:rPr>
+        <w:lastRenderedPageBreak/>
+        <w:t>先做</w:t>
+      </w:r>
+      <w:r>
+        <w:rPr>
+          <w:rFonts w:hint="eastAsia"/>
+        </w:rPr>
+        <w:t>30</w:t>
+      </w:r>
+      <w:r>
+        <w:rPr>
+          <w:rFonts w:hint="eastAsia"/>
+        </w:rPr>
+        <w:t>分鐘版本，再以此為基礎，進行精簡，產生</w:t>
+      </w:r>
+      <w:r>
+        <w:rPr>
+          <w:rFonts w:hint="eastAsia"/>
+        </w:rPr>
+        <w:t>15</w:t>
+      </w:r>
+      <w:r>
+        <w:rPr>
+          <w:rFonts w:hint="eastAsia"/>
+        </w:rPr>
+        <w:t>分鐘版本。</w:t>
+      </w:r>
+    </w:p>
+    <w:p>
+      <w:pPr>
+        <w:rPr>
+          <w:rFonts w:hint="eastAsia"/>
+        </w:rPr>
+      </w:pPr>
+      <w:r>
+        <w:rPr>
+          <w:rFonts w:hint="eastAsia"/>
+        </w:rPr>
+        <w:t>在產生新的投影片規劃時</w:t>
+      </w:r>
+      <w:r>
+        <w:rPr>
+          <w:rFonts w:hint="eastAsia"/>
+        </w:rPr>
+        <w:t>，</w:t>
+      </w:r>
+      <w:r>
+        <w:rPr>
+          <w:rFonts w:hint="eastAsia"/>
+        </w:rPr>
+        <w:t>直接把規劃顯示在對話中，先不用產生任何檔案，或對專案內容進行實質更動，在對話中讓我檢視即可。</w:t>
+      </w:r>
+      <w:r>
+        <w:rPr>
+          <w:rFonts w:hint="eastAsia"/>
+        </w:rPr>
+        <w:t>如果</w:t>
+      </w:r>
+      <w:r>
+        <w:rPr>
+          <w:rFonts w:hint="eastAsia"/>
+        </w:rPr>
+        <w:t>15</w:t>
+      </w:r>
+      <w:r>
+        <w:rPr>
+          <w:rFonts w:hint="eastAsia"/>
+        </w:rPr>
+        <w:t>分鐘版本有些內容是從</w:t>
+      </w:r>
+      <w:r>
+        <w:rPr>
+          <w:rFonts w:hint="eastAsia"/>
+        </w:rPr>
+        <w:t>30</w:t>
+      </w:r>
+      <w:r>
+        <w:rPr>
+          <w:rFonts w:hint="eastAsia"/>
+        </w:rPr>
+        <w:t>分鐘版本</w:t>
+      </w:r>
+      <w:r>
+        <w:rPr>
+          <w:rFonts w:hint="eastAsia"/>
+        </w:rPr>
+        <w:t>精簡摘要而來，不要寫「參照</w:t>
+      </w:r>
+      <w:r>
+        <w:rPr>
+          <w:rFonts w:hint="eastAsia"/>
+        </w:rPr>
+        <w:t>30</w:t>
+      </w:r>
+      <w:r>
+        <w:rPr>
+          <w:rFonts w:hint="eastAsia"/>
+        </w:rPr>
+        <w:t>分鐘版本第幾頁」而是再幫我完整寫一次，讓我可以單獨審閱</w:t>
+      </w:r>
+      <w:r>
+        <w:rPr>
+          <w:rFonts w:hint="eastAsia"/>
+        </w:rPr>
+        <w:t>15</w:t>
+      </w:r>
+      <w:r>
+        <w:rPr>
+          <w:rFonts w:hint="eastAsia"/>
+        </w:rPr>
+        <w:t>分鐘版本，而不用一直對照。</w:t>
+      </w:r>
+    </w:p>
+    <w:p>
+      <w:pPr>
+        <w:rPr>
+          <w:rFonts w:hint="eastAsia"/>
+        </w:rPr>
+      </w:pPr>
+      <w:r>
+        <w:rPr>
+          <w:rFonts w:hint="eastAsia"/>
+        </w:rPr>
+        <w:t>規劃格式如下：</w:t>
+      </w:r>
+    </w:p>
+    <w:p>
+      <w:pPr>
+        <w:rPr>
+          <w:rFonts w:hint="eastAsia"/>
+        </w:rPr>
+      </w:pPr>
+      <w:r>
+        <w:rPr>
+          <w:rFonts w:hint="eastAsia"/>
+        </w:rPr>
+        <w:t>**30</w:t>
+      </w:r>
+      <w:r>
+        <w:rPr>
+          <w:rFonts w:hint="eastAsia"/>
+        </w:rPr>
+        <w:t>分鐘版本</w:t>
+      </w:r>
+      <w:r>
+        <w:rPr>
+          <w:rFonts w:hint="eastAsia"/>
+        </w:rPr>
+        <w:t>**</w:t>
+      </w:r>
+    </w:p>
+    <w:p>
+      <w:r>
+        <w:t>*</w:t>
+      </w:r>
+      <w:proofErr w:type="gramStart"/>
+      <w:r>
+        <w:t>slide</w:t>
+      </w:r>
+      <w:proofErr w:type="gramEnd"/>
+      <w:r>
+        <w:t xml:space="preserve"> 1</w:t>
+      </w:r>
+    </w:p>
+    <w:p>
+      <w:pPr>
+        <w:rPr>
+          <w:rFonts w:hint="eastAsia"/>
+        </w:rPr>
+      </w:pPr>
+      <w:r>
+        <w:rPr>
+          <w:rFonts w:hint="eastAsia"/>
+        </w:rPr>
+        <w:t>本頁主題：封面</w:t>
+      </w:r>
+    </w:p>
+    <w:p>
+      <w:pPr>
+        <w:rPr>
+          <w:rFonts w:hint="eastAsia"/>
+        </w:rPr>
+      </w:pPr>
+      <w:r>
+        <w:rPr>
+          <w:rFonts w:hint="eastAsia"/>
+        </w:rPr>
+        <w:t>表達內容：</w:t>
+      </w:r>
+    </w:p>
+    <w:p>
+      <w:pPr>
+        <w:rPr>
+          <w:rFonts w:hint="eastAsia"/>
+        </w:rPr>
+      </w:pPr>
+      <w:r>
+        <w:rPr>
+          <w:rFonts w:hint="eastAsia"/>
+        </w:rPr>
+        <w:t>呈現形式：</w:t>
+      </w:r>
+    </w:p>
+    <w:p>
+      <w:r>
+        <w:t>*</w:t>
+      </w:r>
+      <w:proofErr w:type="gramStart"/>
+      <w:r>
+        <w:t>slide</w:t>
+      </w:r>
+      <w:proofErr w:type="gramEnd"/>
+      <w:r>
+        <w:t xml:space="preserve"> 2</w:t>
+      </w:r>
+    </w:p>
+    <w:p>
+      <w:pPr>
+        <w:rPr>
+          <w:rFonts w:hint="eastAsia"/>
+        </w:rPr>
+      </w:pPr>
+      <w:r>
+        <w:rPr>
+          <w:rFonts w:hint="eastAsia"/>
+        </w:rPr>
+        <w:t>本頁主題：簡報大綱</w:t>
+      </w:r>
+    </w:p>
+    <w:p>
+      <w:pPr>
+        <w:rPr>
+          <w:rFonts w:hint="eastAsia"/>
+        </w:rPr>
+      </w:pPr>
+      <w:r>
+        <w:rPr>
+          <w:rFonts w:hint="eastAsia"/>
+        </w:rPr>
+        <w:t>表達內容：</w:t>
+      </w:r>
+    </w:p>
+    <w:p>
+      <w:pPr>
+        <w:rPr>
+          <w:rFonts w:hint="eastAsia"/>
+        </w:rPr>
+      </w:pPr>
+      <w:r>
+        <w:rPr>
+          <w:rFonts w:hint="eastAsia"/>
+        </w:rPr>
+        <w:t>呈現形式：</w:t>
+      </w:r>
+    </w:p>
+    <w:p>
+      <w:r>
+        <w:t>*</w:t>
+      </w:r>
+      <w:proofErr w:type="gramStart"/>
+      <w:r>
+        <w:t>slide</w:t>
+      </w:r>
+      <w:proofErr w:type="gramEnd"/>
+      <w:r>
+        <w:t xml:space="preserve"> 2</w:t>
+      </w:r>
+    </w:p>
+    <w:p>
+      <w:pPr>
+        <w:rPr>
+          <w:rFonts w:hint="eastAsia"/>
+        </w:rPr>
+      </w:pPr>
+      <w:r>
+        <w:rPr>
+          <w:rFonts w:hint="eastAsia"/>
+        </w:rPr>
+        <w:t>本頁主題：</w:t>
+      </w:r>
+    </w:p>
+    <w:p>
+      <w:pPr>
+        <w:rPr>
+          <w:rFonts w:hint="eastAsia"/>
+        </w:rPr>
+      </w:pPr>
+      <w:r>
+        <w:rPr>
+          <w:rFonts w:hint="eastAsia"/>
+        </w:rPr>
+        <w:t>表達內容：</w:t>
+      </w:r>
+    </w:p>
+    <w:p>
+      <w:r>
+        <w:rPr>
+          <w:rFonts w:hint="eastAsia"/>
+        </w:rPr>
+        <w:t>呈現形式：</w:t>
+      </w:r>
+    </w:p>
+    <w:p/>
+    <w:p/>
+    <w:p/>
+    <w:p>
+      <w:r>
+        <w:rPr>
+          <w:rFonts w:hint="eastAsia"/>
+        </w:rPr>
+        <w:t>系統名稱已全面改用骨幹文件的正式名「國軍</w:t>
+      </w:r>
+      <w:proofErr w:type="gramStart"/>
+      <w:r>
+        <w:rPr>
+          <w:rFonts w:hint="eastAsia"/>
+        </w:rPr>
+        <w:t>軍</w:t>
+      </w:r>
+      <w:proofErr w:type="gramEnd"/>
+      <w:r>
+        <w:rPr>
+          <w:rFonts w:hint="eastAsia"/>
+        </w:rPr>
+        <w:t>購案數據審核分析系統（</w:t>
+      </w:r>
+      <w:r>
+        <w:rPr>
+          <w:rFonts w:hint="eastAsia"/>
+        </w:rPr>
+        <w:t>DBA</w:t>
+      </w:r>
+      <w:r>
+        <w:rPr>
+          <w:rFonts w:hint="eastAsia"/>
+        </w:rPr>
+        <w:t>）」</w:t>
+      </w:r>
+      <w:r>
+        <w:rPr>
+          <w:rFonts w:hint="eastAsia"/>
+        </w:rPr>
+        <w:t>,</w:t>
+      </w:r>
+      <w:r>
+        <w:rPr>
+          <w:rFonts w:hint="eastAsia"/>
+        </w:rPr>
+        <w:t>若你簡報想沿用舊稱「國軍</w:t>
+      </w:r>
+      <w:proofErr w:type="gramStart"/>
+      <w:r>
+        <w:rPr>
+          <w:rFonts w:hint="eastAsia"/>
+        </w:rPr>
+        <w:t>軍</w:t>
+      </w:r>
+      <w:proofErr w:type="gramEnd"/>
+      <w:r>
+        <w:rPr>
+          <w:rFonts w:hint="eastAsia"/>
+        </w:rPr>
+        <w:t>購案分析系統」</w:t>
+      </w:r>
+      <w:r>
+        <w:rPr>
+          <w:rFonts w:hint="eastAsia"/>
+        </w:rPr>
+        <w:t>,</w:t>
+      </w:r>
+      <w:r>
+        <w:rPr>
+          <w:rFonts w:hint="eastAsia"/>
+        </w:rPr>
+        <w:t>告訴我即可全部替換。</w:t>
+      </w:r>
+    </w:p>
+    <w:p>
+      <w:r>
+        <w:rPr>
+          <w:rFonts w:hint="eastAsia"/>
+        </w:rPr>
+        <w:t>回覆：</w:t>
+      </w:r>
+      <w:r>
+        <w:rPr>
+          <w:rFonts w:hint="eastAsia"/>
+        </w:rPr>
+        <w:t>全面改用骨幹文件的正式名「國軍</w:t>
+      </w:r>
+      <w:proofErr w:type="gramStart"/>
+      <w:r>
+        <w:rPr>
+          <w:rFonts w:hint="eastAsia"/>
+        </w:rPr>
+        <w:t>軍</w:t>
+      </w:r>
+      <w:proofErr w:type="gramEnd"/>
+      <w:r>
+        <w:rPr>
+          <w:rFonts w:hint="eastAsia"/>
+        </w:rPr>
+        <w:t>購案數據審核分析系統（</w:t>
+      </w:r>
+      <w:r>
+        <w:rPr>
+          <w:rFonts w:hint="eastAsia"/>
+        </w:rPr>
+        <w:t>DBA</w:t>
+      </w:r>
+      <w:r>
+        <w:rPr>
+          <w:rFonts w:hint="eastAsia"/>
+        </w:rPr>
+        <w:t>）」</w:t>
+      </w:r>
+      <w:r>
+        <w:rPr>
+          <w:rFonts w:hint="eastAsia"/>
+        </w:rPr>
+        <w:t>，不用舊稱。</w:t>
+      </w:r>
+    </w:p>
+    <w:p>
+      <w:pPr>
+        <w:rPr>
+          <w:rFonts w:hint="eastAsia"/>
+        </w:rPr>
+      </w:pPr>
+    </w:p>
+    <w:p>
+      <w:r>
+        <w:rPr>
+          <w:rFonts w:hint="eastAsia"/>
+        </w:rPr>
+        <w:t>需要系統實際</w:t>
+      </w:r>
+      <w:proofErr w:type="gramStart"/>
+      <w:r>
+        <w:rPr>
+          <w:rFonts w:hint="eastAsia"/>
+        </w:rPr>
+        <w:t>畫面截圖的</w:t>
+      </w:r>
+      <w:proofErr w:type="gramEnd"/>
+      <w:r>
+        <w:rPr>
+          <w:rFonts w:hint="eastAsia"/>
+        </w:rPr>
+        <w:t>頁</w:t>
+      </w:r>
+      <w:r>
+        <w:rPr>
+          <w:rFonts w:hint="eastAsia"/>
+        </w:rPr>
+        <w:t xml:space="preserve">(30 </w:t>
+      </w:r>
+      <w:proofErr w:type="gramStart"/>
+      <w:r>
+        <w:rPr>
+          <w:rFonts w:hint="eastAsia"/>
+        </w:rPr>
+        <w:t>分版約</w:t>
+      </w:r>
+      <w:proofErr w:type="gramEnd"/>
+      <w:r>
+        <w:rPr>
+          <w:rFonts w:hint="eastAsia"/>
+        </w:rPr>
+        <w:t xml:space="preserve"> 6 </w:t>
+      </w:r>
+      <w:r>
+        <w:rPr>
+          <w:rFonts w:hint="eastAsia"/>
+        </w:rPr>
+        <w:t>張、</w:t>
+      </w:r>
+      <w:r>
+        <w:rPr>
+          <w:rFonts w:hint="eastAsia"/>
+        </w:rPr>
+        <w:t xml:space="preserve">15 </w:t>
+      </w:r>
+      <w:proofErr w:type="gramStart"/>
+      <w:r>
+        <w:rPr>
+          <w:rFonts w:hint="eastAsia"/>
+        </w:rPr>
+        <w:t>分版約</w:t>
+      </w:r>
+      <w:proofErr w:type="gramEnd"/>
+      <w:r>
+        <w:rPr>
+          <w:rFonts w:hint="eastAsia"/>
+        </w:rPr>
+        <w:t xml:space="preserve"> 4 </w:t>
+      </w:r>
+      <w:r>
+        <w:rPr>
+          <w:rFonts w:hint="eastAsia"/>
+        </w:rPr>
+        <w:t>張</w:t>
+      </w:r>
+      <w:r>
+        <w:rPr>
+          <w:rFonts w:hint="eastAsia"/>
+        </w:rPr>
+        <w:t>),</w:t>
+      </w:r>
+      <w:r>
+        <w:rPr>
+          <w:rFonts w:hint="eastAsia"/>
+        </w:rPr>
+        <w:t>我可在此環境以演示用假資料實際操作</w:t>
+      </w:r>
+      <w:r>
+        <w:rPr>
+          <w:rFonts w:hint="eastAsia"/>
+        </w:rPr>
+        <w:t xml:space="preserve"> v1150720 </w:t>
+      </w:r>
+      <w:r>
+        <w:rPr>
+          <w:rFonts w:hint="eastAsia"/>
+        </w:rPr>
+        <w:t>產出</w:t>
+      </w:r>
+      <w:r>
+        <w:rPr>
+          <w:rFonts w:hint="eastAsia"/>
+        </w:rPr>
+        <w:t>(</w:t>
+      </w:r>
+      <w:r>
+        <w:rPr>
+          <w:rFonts w:hint="eastAsia"/>
+        </w:rPr>
+        <w:t>全程</w:t>
+      </w:r>
+      <w:proofErr w:type="gramStart"/>
+      <w:r>
+        <w:rPr>
+          <w:rFonts w:hint="eastAsia"/>
+        </w:rPr>
+        <w:t>不</w:t>
+      </w:r>
+      <w:proofErr w:type="gramEnd"/>
+      <w:r>
+        <w:rPr>
+          <w:rFonts w:hint="eastAsia"/>
+        </w:rPr>
+        <w:t>涉機敏</w:t>
+      </w:r>
+      <w:r>
+        <w:rPr>
+          <w:rFonts w:hint="eastAsia"/>
+        </w:rPr>
+        <w:t>)</w:t>
+      </w:r>
+      <w:r>
+        <w:rPr>
+          <w:rFonts w:hint="eastAsia"/>
+        </w:rPr>
+        <w:t>。</w:t>
+      </w:r>
+    </w:p>
+    <w:p>
+      <w:r>
+        <w:rPr>
+          <w:rFonts w:hint="eastAsia"/>
+        </w:rPr>
+        <w:t>回覆：需要</w:t>
+      </w:r>
+      <w:proofErr w:type="gramStart"/>
+      <w:r>
+        <w:rPr>
+          <w:rFonts w:hint="eastAsia"/>
+        </w:rPr>
+        <w:t>實際截圖</w:t>
+      </w:r>
+      <w:proofErr w:type="gramEnd"/>
+      <w:r>
+        <w:rPr>
+          <w:rFonts w:hint="eastAsia"/>
+        </w:rPr>
+        <w:t>的部分，先在投影片留空位給我並標示，之後我手動補上去。</w:t>
+      </w:r>
+    </w:p>
+    <w:p>
+      <w:pPr>
+        <w:rPr>
+          <w:rFonts w:hint="eastAsia"/>
+        </w:rPr>
+      </w:pPr>
+    </w:p>
+    <w:p>
+      <w:r>
+        <w:rPr>
+          <w:rFonts w:hint="eastAsia"/>
+        </w:rPr>
+        <w:t>骨幹文件「圖</w:t>
+      </w:r>
+      <w:r>
+        <w:rPr>
+          <w:rFonts w:hint="eastAsia"/>
+        </w:rPr>
+        <w:t>1</w:t>
+      </w:r>
+      <w:r>
+        <w:rPr>
+          <w:rFonts w:hint="eastAsia"/>
+        </w:rPr>
+        <w:t>」我對應到氣泡圖</w:t>
+      </w:r>
+      <w:r>
+        <w:rPr>
+          <w:rFonts w:hint="eastAsia"/>
+        </w:rPr>
+        <w:t xml:space="preserve"> demo </w:t>
+      </w:r>
+      <w:r>
+        <w:rPr>
+          <w:rFonts w:hint="eastAsia"/>
+        </w:rPr>
+        <w:t>頁</w:t>
+      </w:r>
+      <w:r>
+        <w:rPr>
+          <w:rFonts w:hint="eastAsia"/>
+        </w:rPr>
+        <w:t>;</w:t>
+      </w:r>
+      <w:r>
+        <w:rPr>
+          <w:rFonts w:hint="eastAsia"/>
+        </w:rPr>
+        <w:t>若你手上已有正式報告用的圖檔</w:t>
+      </w:r>
+      <w:r>
+        <w:rPr>
+          <w:rFonts w:hint="eastAsia"/>
+        </w:rPr>
+        <w:t>,</w:t>
+      </w:r>
+      <w:r>
+        <w:rPr>
+          <w:rFonts w:hint="eastAsia"/>
+        </w:rPr>
+        <w:t>可直接沿用。</w:t>
+      </w:r>
+    </w:p>
+    <w:p>
+      <w:r>
+        <w:rPr>
+          <w:rFonts w:hint="eastAsia"/>
+        </w:rPr>
+        <w:t>回覆：</w:t>
+      </w:r>
+      <w:r>
+        <w:rPr>
+          <w:rFonts w:hint="eastAsia"/>
+        </w:rPr>
+        <w:t>先使用骨幹文件的圖，我看效果後續有需要再自己改。</w:t>
+      </w:r>
+    </w:p>
+    <w:p/>
+    <w:p>
+      <w:pPr>
+        <w:rPr>
+          <w:rFonts w:hint="eastAsia"/>
+        </w:rPr>
+      </w:pPr>
+      <w:r>
+        <w:rPr>
+          <w:rFonts w:hint="eastAsia"/>
+        </w:rPr>
+        <w:t>把兩版投影片規劃各自產生成</w:t>
+      </w:r>
+      <w:r>
+        <w:rPr>
+          <w:rFonts w:hint="eastAsia"/>
+        </w:rPr>
+        <w:t xml:space="preserve"> pptx </w:t>
+      </w:r>
+      <w:r>
+        <w:rPr>
+          <w:rFonts w:hint="eastAsia"/>
+        </w:rPr>
+        <w:t>檔案</w:t>
+      </w:r>
+      <w:r>
+        <w:rPr>
+          <w:rFonts w:hint="eastAsia"/>
+        </w:rPr>
+        <w:t>，檔案中的文字和圖片，必須要是可</w:t>
+      </w:r>
+      <w:r>
+        <w:rPr>
+          <w:rFonts w:hint="eastAsia"/>
+        </w:rPr>
+        <w:lastRenderedPageBreak/>
+        <w:t>編輯的狀態。</w:t>
       </w:r>
     </w:p>
     <w:sectPr>
